--- a/doc/BRD.docx
+++ b/doc/BRD.docx
@@ -50,9 +50,9 @@
         </w:rPr>
         <w:t>版本：v1.1</w:t>
         <w:br/>
-        <w:t>日期：2026-04-05（项目启动：2026-02-10）</w:t>
+        <w:t>日期：2026-04-06（项目启动：2026-02-10）</w:t>
         <w:br/>
-        <w:t>状态：更新（Phase 12 完成后同步）</w:t>
+        <w:t>状态：更新（v0.8 / Phase 15 完成后同步）</w:t>
         <w:br/>
         <w:t>编写：产品团队</w:t>
       </w:r>
@@ -14460,7 +14460,7 @@
           <w:b w:val="true"/>
           <w:sz w:val="30"/>
         </w:rPr>
-        <w:t>Phase 1: MVP（已完成 Phase 1-14，2026.2.10 - 2026.4.5）</w:t>
+        <w:t>Phase 1: MVP（已完成 v0.1-v0.8 / Phase 1-15，2026.2.10 - 2026.4.6）</w:t>
       </w:r>
       <w:bookmarkEnd w:id="32"/>
     </w:p>
@@ -14483,7 +14483,7 @@
           <w:rFonts w:eastAsia="等线" w:ascii="Arial" w:cs="Arial" w:hAnsi="Arial"/>
           <w:sz w:val="22"/>
         </w:rPr>
-        <w:t>：验证核心玩法，完成技术原型。实际已完成 Phase 1-14（含 LangGraph 迁移、完整 5e 角色系统、用户认证、AI Combat Agent、53子职业、前端驱动骰子、反应系统UI）</w:t>
+        <w:t>：验证核心玩法，完成技术原型。实际已完成 v0.1-v0.8 / Phase 1-15（含 LangGraph 迁移、完整 5e 角色系统、用户认证、AI Combat Agent、53子职业、前端驱动骰子、反应系统UI、PostgreSQL迁移、Docker容器化部署）</w:t>
       </w:r>
     </w:p>
     <w:p>
